--- a/上线文档-Word/走查怎么做-操作手册-20260911.docx
+++ b/上线文档-Word/走查怎么做-操作手册-20260911.docx
@@ -5240,7 +5240,8 @@
     <w:tbl>
       <w:tblPr>
         <w:tblStyle w:val="Table"/>
-        <w:tblW w:type="auto" w:w="0"/>
+        <w:tblW w:type="pct" w:w="5000"/>
+        <w:tblLayout w:type="fixed"/>
         <w:tblLook w:firstRow="1" w:lastRow="0" w:firstColumn="0" w:lastColumn="0" w:noHBand="0" w:noVBand="0" w:val="0020"/>
       </w:tblPr>
       <w:tblGrid>
@@ -5420,9 +5421,18 @@
             </w:pPr>
             <w:r>
               <w:rPr>
-                <w:rFonts w:hint="eastAsia"/>
-              </w:rPr>
-              <w:t xml:space="preserve">告诉我，我解锁（或等</w:t>
+                <w:rStyle w:val="VerbatimChar"/>
+              </w:rPr>
+              <w:t xml:space="preserve">npm run walkthrough:accounts -- --fix</w:t>
+            </w:r>
+            <w:r>
+              <w:t xml:space="preserve"> </w:t>
+            </w:r>
+            <w:r>
+              <w:rPr>
+                <w:rFonts w:hint="eastAsia"/>
+              </w:rPr>
+              <w:t xml:space="preserve">自己解开，不用等</w:t>
             </w:r>
             <w:r>
               <w:t xml:space="preserve"> 15 </w:t>
@@ -5431,7 +5441,48 @@
               <w:rPr>
                 <w:rFonts w:hint="eastAsia"/>
               </w:rPr>
-              <w:t xml:space="preserve">分钟）</w:t>
+              <w:t xml:space="preserve">分钟</w:t>
+            </w:r>
+          </w:p>
+        </w:tc>
+      </w:tr>
+      <w:tr>
+        <w:tc>
+          <w:tcPr/>
+          <w:p>
+            <w:pPr>
+              <w:pStyle w:val="Compact"/>
+            </w:pPr>
+            <w:r>
+              <w:rPr>
+                <w:rFonts w:hint="eastAsia"/>
+                <w:b/>
+                <w:bCs/>
+              </w:rPr>
+              <w:t xml:space="preserve">还原之后登不进去了</w:t>
+            </w:r>
+          </w:p>
+        </w:tc>
+        <w:tc>
+          <w:tcPr/>
+          <w:p>
+            <w:pPr>
+              <w:pStyle w:val="Compact"/>
+            </w:pPr>
+            <w:r>
+              <w:rPr>
+                <w:rFonts w:hint="eastAsia"/>
+              </w:rPr>
+              <w:t xml:space="preserve">同上一条命令。（这个坑</w:t>
+            </w:r>
+            <w:r>
+              <w:t xml:space="preserve"> 9/11 </w:t>
+            </w:r>
+            <w:r>
+              <w:rPr>
+                <w:rFonts w:hint="eastAsia"/>
+              </w:rPr>
+              <w:t xml:space="preserve">已经修掉：还原不再碰账号表）</w:t>
             </w:r>
           </w:p>
         </w:tc>
